--- a/_49_OPS_FLOW__DRAGONFIRE.docx
+++ b/_49_OPS_FLOW__DRAGONFIRE.docx
@@ -104,77 +104,57 @@
     </w:p>
     <w:p>
       <w:r>
-        <w:t xml:space="preserve">*Crucial Knowledge*</w:t>
-      </w:r>
-    </w:p>
-    <w:p>
-      <w:r>
-        <w:t xml:space="preserve"/>
-      </w:r>
-    </w:p>
-    <w:p>
-      <w:r>
-        <w:t xml:space="preserve">- Hero selection happens on the iPad before entering VR. Volume must be at max -- hero selection menu has sound effects.</w:t>
-      </w:r>
-    </w:p>
-    <w:p>
-      <w:r>
-        <w:t xml:space="preserve"/>
-      </w:r>
-    </w:p>
-    <w:p>
-      <w:r>
-        <w:t xml:space="preserve">- Players do not choose their weapon -- it is determined by the hero class they select.</w:t>
-      </w:r>
-    </w:p>
-    <w:p>
-      <w:r>
-        <w:t xml:space="preserve"/>
-      </w:r>
-    </w:p>
-    <w:p>
-      <w:r>
-        <w:t xml:space="preserve">- Three hero classes: Knight (wand prop), Fury (wand prop), Hunter (rifle prop). Each class has male and female model options.</w:t>
-      </w:r>
-    </w:p>
-    <w:p>
-      <w:r>
-        <w:t xml:space="preserve"/>
-      </w:r>
-    </w:p>
-    <w:p>
-      <w:r>
-        <w:t xml:space="preserve">- Props must be handed out in the mirror room after all players are geared up and tracking is confirmed. If the tutorial starts before props are handed out, players cannot complete the tutorial. Props must be given while the mirror is visible.</w:t>
-      </w:r>
-    </w:p>
-    <w:p>
-      <w:r>
-        <w:t xml:space="preserve"/>
-      </w:r>
-    </w:p>
-    <w:p>
-      <w:r>
-        <w:t xml:space="preserve">- This experience has unlockable weapons that carry over between visits, tied to the guest's email. A chest icon next to a player's portrait means they have loot from a previous session.</w:t>
-      </w:r>
-    </w:p>
-    <w:p>
-      <w:r>
-        <w:t xml:space="preserve"/>
-      </w:r>
-    </w:p>
-    <w:p>
-      <w:r>
-        <w:t xml:space="preserve">- There are two branches in the experience. Players choose between Main Gates and Sewer paths at the end of the first scene.</w:t>
-      </w:r>
-    </w:p>
-    <w:p>
-      <w:r>
-        <w:t xml:space="preserve"/>
-      </w:r>
-    </w:p>
-    <w:p>
-      <w:r>
-        <w:t xml:space="preserve">- Game modes: Child Safe Mode (green blood, no dismemberment), Arachnophobia Mode (spiders replaced with maggots).</w:t>
+        <w:t>*Crucial Knowledge*</w:t>
+      </w:r>
+    </w:p>
+    <w:p>
+      <w:r>
+        <w:t>- Hero selection happens on the iPad before entering VR. Volume must be at max -- hero selection menu has sound effects.</w:t>
+      </w:r>
+    </w:p>
+    <w:p>
+      <w:r>
+        <w:t>- Players do not choose their weapon -- it is determined by the hero class they select.</w:t>
+      </w:r>
+    </w:p>
+    <w:p>
+      <w:r>
+        <w:t>- Three hero classes: Knight (wand prop), Fury (wand prop), Hunter (rifle prop). Each class has male and female model options.</w:t>
+      </w:r>
+    </w:p>
+    <w:p>
+      <w:r>
+        <w:t>- Props must be handed out in the mirror room after all players are geared up and tracking is confirmed. If the tutorial starts before props are handed out, players cannot complete the tutorial. Props must be given while the mirror is visible.</w:t>
+      </w:r>
+    </w:p>
+    <w:p>
+      <w:r>
+        <w:t>- This experience has unlockable weapons that carry over between visits, tied to the guest's email. A chest icon next to a player's portrait means they have loot from a previous session.</w:t>
+      </w:r>
+    </w:p>
+    <w:p>
+      <w:r>
+        <w:t>- In-experience, guests receive their new weapon at the chest section. The chest section happens BEFORE the choose-your-path sequence.</w:t>
+      </w:r>
+    </w:p>
+    <w:p>
+      <w:r>
+        <w:t>- There are two branches in the experience. Players choose between Main Gates and Sewer paths at the end of the first scene -- this path choice comes AFTER the chest section.</w:t>
+      </w:r>
+    </w:p>
+    <w:p>
+      <w:r>
+        <w:t>- DO NOT say the chest section happens after the choose-your-path sequence, and DO NOT deny there is an in-experience chest moment where guests receive their new weapon.</w:t>
+      </w:r>
+    </w:p>
+    <w:p>
+      <w:r>
+        <w:t>- Game modes: Child Safe Mode (green blood, no dismemberment), Arachnophobia Mode (spiders replaced with maggots).</w:t>
+      </w:r>
+    </w:p>
+    <w:p>
+      <w:r>
+        <w:t>- SOP source of truth: &lt;https://sites.google.com/sandboxvr.com/theoasis/home/store-operations/guest-centric-operationally-sound/experiences/seekers-of-the-shard-dragonfire|Dragonfire Oasis Page&gt;</w:t>
       </w:r>
     </w:p>
     <w:p>

--- a/_49_OPS_FLOW__DRAGONFIRE.docx
+++ b/_49_OPS_FLOW__DRAGONFIRE.docx
@@ -145,6 +145,36 @@
     <w:p>
       <w:r>
         <w:t>- DO NOT say the chest section happens after the choose-your-path sequence, and DO NOT deny there is an in-experience chest moment where guests receive their new weapon.</w:t>
+      </w:r>
+    </w:p>
+    <w:p>
+      <w:r>
+        <w:t>- Per-playthrough progression (tied to the guest's email):</w:t>
+      </w:r>
+    </w:p>
+    <w:p>
+      <w:r>
+        <w:t>- First playthrough: unlock one of the two legendary weapons for the class you played (midway through). On finishing, unlock 1 random legendary weapon for each of the other 2 classes you did not play.</w:t>
+      </w:r>
+    </w:p>
+    <w:p>
+      <w:r>
+        <w:t>- Second playthrough: at the end, unlock the remaining legendary weapons -- 6 legendary weapons total, all legendary weapons now unlocked on the account.</w:t>
+      </w:r>
+    </w:p>
+    <w:p>
+      <w:r>
+        <w:t>- Third playthrough: unlock the first Magical Orbs of Power, which increases standard attack damage.</w:t>
+      </w:r>
+    </w:p>
+    <w:p>
+      <w:r>
+        <w:t>- Fourth playthrough: unlock the second Magical Orbs of Power, which increases the frequency of the legendary weapon magical effect and lowers the cooldown of magical projectiles.</w:t>
+      </w:r>
+    </w:p>
+    <w:p>
+      <w:r>
+        <w:t>- DO NOT deny that a per-playthrough progression exists, and DO NOT say there is no Power Boost / Magical Orbs of Power mechanic -- the Magical Orbs of Power unlock on the 3rd and 4th playthroughs.</w:t>
       </w:r>
     </w:p>
     <w:p>
